--- a/5-G-5/2-week-2/4-worksheet/Computer Worksheet G5 W2 (Answer).docx
+++ b/5-G-5/2-week-2/4-worksheet/Computer Worksheet G5 W2 (Answer).docx
@@ -606,7 +606,7 @@
                 </mc:Choice>
                 <mc:Fallback>
                   <w:pict>
-                    <v:line w14:anchorId="21681402" id="Straight Connector 2" o:spid="_x0000_s1026" style="position:absolute;left:0;text-align:left;flip:y;z-index:251668992;visibility:visible;mso-wrap-style:square;mso-wrap-distance-left:9pt;mso-wrap-distance-top:0;mso-wrap-distance-right:9pt;mso-wrap-distance-bottom:0;mso-position-horizontal:absolute;mso-position-horizontal-relative:text;mso-position-vertical:absolute;mso-position-vertical-relative:text" from="168.9pt,52.75pt" to="359.4pt,139.15pt" o:gfxdata="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" strokecolor="black [3200]" strokeweight="3pt">
+                    <v:line w14:anchorId="7BA34856" id="Straight Connector 2" o:spid="_x0000_s1026" style="position:absolute;left:0;text-align:left;flip:y;z-index:251668992;visibility:visible;mso-wrap-style:square;mso-wrap-distance-left:9pt;mso-wrap-distance-top:0;mso-wrap-distance-right:9pt;mso-wrap-distance-bottom:0;mso-position-horizontal:absolute;mso-position-horizontal-relative:text;mso-position-vertical:absolute;mso-position-vertical-relative:text" from="168.9pt,52.75pt" to="359.4pt,139.15pt" o:gfxdata="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" strokecolor="black [3200]" strokeweight="3pt">
                       <v:shadow on="t" color="black" opacity="22937f" origin=",.5" offset="0,.63889mm"/>
                     </v:line>
                   </w:pict>
@@ -672,7 +672,7 @@
                 </mc:Choice>
                 <mc:Fallback>
                   <w:pict>
-                    <v:line w14:anchorId="45C2DEDE" id="Straight Connector 1" o:spid="_x0000_s1026" style="position:absolute;left:0;text-align:left;z-index:251667968;visibility:visible;mso-wrap-style:square;mso-wrap-distance-left:9pt;mso-wrap-distance-top:0;mso-wrap-distance-right:9pt;mso-wrap-distance-bottom:0;mso-position-horizontal:absolute;mso-position-horizontal-relative:text;mso-position-vertical:absolute;mso-position-vertical-relative:text" from="169.2pt,52.75pt" to="333.6pt,146.35pt" o:gfxdata="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" strokecolor="black [3200]" strokeweight="3pt">
+                    <v:line w14:anchorId="7169C8B3" id="Straight Connector 1" o:spid="_x0000_s1026" style="position:absolute;left:0;text-align:left;z-index:251667968;visibility:visible;mso-wrap-style:square;mso-wrap-distance-left:9pt;mso-wrap-distance-top:0;mso-wrap-distance-right:9pt;mso-wrap-distance-bottom:0;mso-position-horizontal:absolute;mso-position-horizontal-relative:text;mso-position-vertical:absolute;mso-position-vertical-relative:text" from="169.2pt,52.75pt" to="333.6pt,146.35pt" o:gfxdata="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" strokecolor="black [3200]" strokeweight="3pt">
                       <v:shadow on="t" color="black" opacity="22937f" origin=",.5" offset="0,.63889mm"/>
                     </v:line>
                   </w:pict>
@@ -935,16 +935,16 @@
               <mc:AlternateContent>
                 <mc:Choice Requires="wps">
                   <w:drawing>
-                    <wp:anchor distT="0" distB="0" distL="114300" distR="114300" simplePos="0" relativeHeight="251671040" behindDoc="0" locked="0" layoutInCell="1" allowOverlap="1" wp14:anchorId="2076ED4A" wp14:editId="75186F25">
+                    <wp:anchor distT="0" distB="0" distL="114300" distR="114300" simplePos="0" relativeHeight="251671040" behindDoc="0" locked="0" layoutInCell="1" allowOverlap="1" wp14:anchorId="2076ED4A" wp14:editId="179093CC">
                       <wp:simplePos x="0" y="0"/>
                       <wp:positionH relativeFrom="column">
-                        <wp:posOffset>2705100</wp:posOffset>
+                        <wp:posOffset>2702379</wp:posOffset>
                       </wp:positionH>
                       <wp:positionV relativeFrom="paragraph">
-                        <wp:posOffset>656590</wp:posOffset>
+                        <wp:posOffset>654412</wp:posOffset>
                       </wp:positionV>
-                      <wp:extent cx="1676400" cy="0"/>
-                      <wp:effectExtent l="57150" t="38100" r="57150" b="95250"/>
+                      <wp:extent cx="1924050" cy="1175385"/>
+                      <wp:effectExtent l="57150" t="38100" r="76200" b="100965"/>
                       <wp:wrapNone/>
                       <wp:docPr id="1385765288" name="Straight Connector 4"/>
                       <wp:cNvGraphicFramePr/>
@@ -955,7 +955,7 @@
                             <wps:spPr>
                               <a:xfrm>
                                 <a:off x="0" y="0"/>
-                                <a:ext cx="1676400" cy="0"/>
+                                <a:ext cx="1924050" cy="1175385"/>
                               </a:xfrm>
                               <a:prstGeom prst="line">
                                 <a:avLst/>
@@ -979,12 +979,18 @@
                           </wps:wsp>
                         </a:graphicData>
                       </a:graphic>
+                      <wp14:sizeRelH relativeFrom="margin">
+                        <wp14:pctWidth>0</wp14:pctWidth>
+                      </wp14:sizeRelH>
+                      <wp14:sizeRelV relativeFrom="margin">
+                        <wp14:pctHeight>0</wp14:pctHeight>
+                      </wp14:sizeRelV>
                     </wp:anchor>
                   </w:drawing>
                 </mc:Choice>
                 <mc:Fallback>
                   <w:pict>
-                    <v:line w14:anchorId="5CA91AD3" id="Straight Connector 4" o:spid="_x0000_s1026" style="position:absolute;left:0;text-align:left;z-index:251671040;visibility:visible;mso-wrap-style:square;mso-wrap-distance-left:9pt;mso-wrap-distance-top:0;mso-wrap-distance-right:9pt;mso-wrap-distance-bottom:0;mso-position-horizontal:absolute;mso-position-horizontal-relative:text;mso-position-vertical:absolute;mso-position-vertical-relative:text" from="213pt,51.7pt" to="345pt,51.7pt" o:gfxdata="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" strokecolor="black [3200]" strokeweight="3pt">
+                    <v:line w14:anchorId="00CF4A63" id="Straight Connector 4" o:spid="_x0000_s1026" style="position:absolute;left:0;text-align:left;z-index:251671040;visibility:visible;mso-wrap-style:square;mso-width-percent:0;mso-height-percent:0;mso-wrap-distance-left:9pt;mso-wrap-distance-top:0;mso-wrap-distance-right:9pt;mso-wrap-distance-bottom:0;mso-position-horizontal:absolute;mso-position-horizontal-relative:text;mso-position-vertical:absolute;mso-position-vertical-relative:text;mso-width-percent:0;mso-height-percent:0;mso-width-relative:margin;mso-height-relative:margin" from="212.8pt,51.55pt" to="364.3pt,144.1pt" o:gfxdata="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" strokecolor="black [3200]" strokeweight="3pt">
                       <v:shadow on="t" color="black" opacity="22937f" origin=",.5" offset="0,.63889mm"/>
                     </v:line>
                   </w:pict>
@@ -1157,16 +1163,16 @@
               <mc:AlternateContent>
                 <mc:Choice Requires="wps">
                   <w:drawing>
-                    <wp:anchor distT="0" distB="0" distL="114300" distR="114300" simplePos="0" relativeHeight="251670016" behindDoc="0" locked="0" layoutInCell="1" allowOverlap="1" wp14:anchorId="5E03A3A6" wp14:editId="20BA9F6B">
+                    <wp:anchor distT="0" distB="0" distL="114300" distR="114300" simplePos="0" relativeHeight="251670016" behindDoc="0" locked="0" layoutInCell="1" allowOverlap="1" wp14:anchorId="5E03A3A6" wp14:editId="6826F133">
                       <wp:simplePos x="0" y="0"/>
                       <wp:positionH relativeFrom="column">
-                        <wp:posOffset>2795904</wp:posOffset>
+                        <wp:posOffset>2800350</wp:posOffset>
                       </wp:positionH>
                       <wp:positionV relativeFrom="paragraph">
-                        <wp:posOffset>593090</wp:posOffset>
+                        <wp:posOffset>-582567</wp:posOffset>
                       </wp:positionV>
-                      <wp:extent cx="1768475" cy="0"/>
-                      <wp:effectExtent l="57150" t="38100" r="60325" b="95250"/>
+                      <wp:extent cx="1641021" cy="1175657"/>
+                      <wp:effectExtent l="57150" t="38100" r="35560" b="81915"/>
                       <wp:wrapNone/>
                       <wp:docPr id="1946088612" name="Straight Connector 3"/>
                       <wp:cNvGraphicFramePr/>
@@ -1175,9 +1181,9 @@
                           <wps:wsp>
                             <wps:cNvCnPr/>
                             <wps:spPr>
-                              <a:xfrm>
+                              <a:xfrm flipV="1">
                                 <a:off x="0" y="0"/>
-                                <a:ext cx="1768475" cy="0"/>
+                                <a:ext cx="1641021" cy="1175657"/>
                               </a:xfrm>
                               <a:prstGeom prst="line">
                                 <a:avLst/>
@@ -1201,12 +1207,18 @@
                           </wps:wsp>
                         </a:graphicData>
                       </a:graphic>
+                      <wp14:sizeRelH relativeFrom="margin">
+                        <wp14:pctWidth>0</wp14:pctWidth>
+                      </wp14:sizeRelH>
+                      <wp14:sizeRelV relativeFrom="margin">
+                        <wp14:pctHeight>0</wp14:pctHeight>
+                      </wp14:sizeRelV>
                     </wp:anchor>
                   </w:drawing>
                 </mc:Choice>
                 <mc:Fallback>
                   <w:pict>
-                    <v:line w14:anchorId="75A9476B" id="Straight Connector 3" o:spid="_x0000_s1026" style="position:absolute;left:0;text-align:left;z-index:251670016;visibility:visible;mso-wrap-style:square;mso-wrap-distance-left:9pt;mso-wrap-distance-top:0;mso-wrap-distance-right:9pt;mso-wrap-distance-bottom:0;mso-position-horizontal:absolute;mso-position-horizontal-relative:text;mso-position-vertical:absolute;mso-position-vertical-relative:text" from="220.15pt,46.7pt" to="359.4pt,46.7pt" o:gfxdata="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" strokecolor="black [3200]" strokeweight="3pt">
+                    <v:line w14:anchorId="5A70F3CC" id="Straight Connector 3" o:spid="_x0000_s1026" style="position:absolute;left:0;text-align:left;flip:y;z-index:251670016;visibility:visible;mso-wrap-style:square;mso-width-percent:0;mso-height-percent:0;mso-wrap-distance-left:9pt;mso-wrap-distance-top:0;mso-wrap-distance-right:9pt;mso-wrap-distance-bottom:0;mso-position-horizontal:absolute;mso-position-horizontal-relative:text;mso-position-vertical:absolute;mso-position-vertical-relative:text;mso-width-percent:0;mso-height-percent:0;mso-width-relative:margin;mso-height-relative:margin" from="220.5pt,-45.85pt" to="349.7pt,46.7pt" o:gfxdata="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" strokecolor="black [3200]" strokeweight="3pt">
                       <v:shadow on="t" color="black" opacity="22937f" origin=",.5" offset="0,.63889mm"/>
                     </v:line>
                   </w:pict>
